--- a/test-files/маркетинг.docx
+++ b/test-files/маркетинг.docx
@@ -103,7 +103,7 @@
           </w:tcPr>
           <w:p>
             <w:r>
-              <w:t>Соколов Михаил Викторович</w:t>
+              <w:t>Смирнов Владимир Андреевич</w:t>
             </w:r>
           </w:p>
         </w:tc>
@@ -113,7 +113,7 @@
           </w:tcPr>
           <w:p>
             <w:r>
-              <w:t>Дизайнер</w:t>
+              <w:t>Финансовый аналитик</w:t>
             </w:r>
           </w:p>
         </w:tc>
@@ -133,7 +133,7 @@
           </w:tcPr>
           <w:p>
             <w:r>
-              <w:t>122842</w:t>
+              <w:t>66653</w:t>
             </w:r>
           </w:p>
         </w:tc>
@@ -143,7 +143,7 @@
           </w:tcPr>
           <w:p>
             <w:r>
-              <w:t>29.09.2019</w:t>
+              <w:t>06.09.2024</w:t>
             </w:r>
           </w:p>
         </w:tc>
@@ -155,7 +155,7 @@
           </w:tcPr>
           <w:p>
             <w:r>
-              <w:t>Попов Андрей Дмитриевич</w:t>
+              <w:t>Сидорова Ольга Дмитриевна</w:t>
             </w:r>
           </w:p>
         </w:tc>
@@ -165,7 +165,7 @@
           </w:tcPr>
           <w:p>
             <w:r>
-              <w:t>Тимлид</w:t>
+              <w:t>UX-исследователь</w:t>
             </w:r>
           </w:p>
         </w:tc>
@@ -175,7 +175,7 @@
           </w:tcPr>
           <w:p>
             <w:r>
-              <w:t>Маркетинг</w:t>
+              <w:t>HR</w:t>
             </w:r>
           </w:p>
         </w:tc>
@@ -185,7 +185,7 @@
           </w:tcPr>
           <w:p>
             <w:r>
-              <w:t>74312</w:t>
+              <w:t>53009</w:t>
             </w:r>
           </w:p>
         </w:tc>
@@ -195,7 +195,7 @@
           </w:tcPr>
           <w:p>
             <w:r>
-              <w:t>06.04.2022</w:t>
+              <w:t>15.04.2019</w:t>
             </w:r>
           </w:p>
         </w:tc>
@@ -207,7 +207,7 @@
           </w:tcPr>
           <w:p>
             <w:r>
-              <w:t>Кузнецов Дмитрий Сергеевич</w:t>
+              <w:t>Новикова Дарья Викторовна</w:t>
             </w:r>
           </w:p>
         </w:tc>
@@ -217,7 +217,7 @@
           </w:tcPr>
           <w:p>
             <w:r>
-              <w:t>Тимлид</w:t>
+              <w:t>Руководитель отдела</w:t>
             </w:r>
           </w:p>
         </w:tc>
@@ -227,7 +227,7 @@
           </w:tcPr>
           <w:p>
             <w:r>
-              <w:t>Финансы</w:t>
+              <w:t>HR</w:t>
             </w:r>
           </w:p>
         </w:tc>
@@ -237,7 +237,7 @@
           </w:tcPr>
           <w:p>
             <w:r>
-              <w:t>208263</w:t>
+              <w:t>126939</w:t>
             </w:r>
           </w:p>
         </w:tc>
@@ -247,7 +247,7 @@
           </w:tcPr>
           <w:p>
             <w:r>
-              <w:t>19.12.2020</w:t>
+              <w:t>02.02.2023</w:t>
             </w:r>
           </w:p>
         </w:tc>
@@ -259,7 +259,111 @@
           </w:tcPr>
           <w:p>
             <w:r>
-              <w:t>Петров Пётр Петрович</w:t>
+              <w:t>Иванов Иван Иванович</w:t>
+            </w:r>
+          </w:p>
+        </w:tc>
+        <w:tc>
+          <w:tcPr>
+            <w:tcW w:type="dxa" w:w="1728"/>
+          </w:tcPr>
+          <w:p>
+            <w:r>
+              <w:t>Тестировщик</w:t>
+            </w:r>
+          </w:p>
+        </w:tc>
+        <w:tc>
+          <w:tcPr>
+            <w:tcW w:type="dxa" w:w="1728"/>
+          </w:tcPr>
+          <w:p>
+            <w:r>
+              <w:t>HR</w:t>
+            </w:r>
+          </w:p>
+        </w:tc>
+        <w:tc>
+          <w:tcPr>
+            <w:tcW w:type="dxa" w:w="1728"/>
+          </w:tcPr>
+          <w:p>
+            <w:r>
+              <w:t>183085</w:t>
+            </w:r>
+          </w:p>
+        </w:tc>
+        <w:tc>
+          <w:tcPr>
+            <w:tcW w:type="dxa" w:w="1728"/>
+          </w:tcPr>
+          <w:p>
+            <w:r>
+              <w:t>07.05.2021</w:t>
+            </w:r>
+          </w:p>
+        </w:tc>
+      </w:tr>
+      <w:tr>
+        <w:tc>
+          <w:tcPr>
+            <w:tcW w:type="dxa" w:w="1728"/>
+          </w:tcPr>
+          <w:p>
+            <w:r>
+              <w:t>Козлова Юлия Романовна</w:t>
+            </w:r>
+          </w:p>
+        </w:tc>
+        <w:tc>
+          <w:tcPr>
+            <w:tcW w:type="dxa" w:w="1728"/>
+          </w:tcPr>
+          <w:p>
+            <w:r>
+              <w:t>UX-исследователь</w:t>
+            </w:r>
+          </w:p>
+        </w:tc>
+        <w:tc>
+          <w:tcPr>
+            <w:tcW w:type="dxa" w:w="1728"/>
+          </w:tcPr>
+          <w:p>
+            <w:r>
+              <w:t>Продажи</w:t>
+            </w:r>
+          </w:p>
+        </w:tc>
+        <w:tc>
+          <w:tcPr>
+            <w:tcW w:type="dxa" w:w="1728"/>
+          </w:tcPr>
+          <w:p>
+            <w:r>
+              <w:t>191394</w:t>
+            </w:r>
+          </w:p>
+        </w:tc>
+        <w:tc>
+          <w:tcPr>
+            <w:tcW w:type="dxa" w:w="1728"/>
+          </w:tcPr>
+          <w:p>
+            <w:r>
+              <w:t>13.12.2023</w:t>
+            </w:r>
+          </w:p>
+        </w:tc>
+      </w:tr>
+      <w:tr>
+        <w:tc>
+          <w:tcPr>
+            <w:tcW w:type="dxa" w:w="1728"/>
+          </w:tcPr>
+          <w:p>
+            <w:r>
+              <w:t>Иванов Иван Иванович</w:t>
             </w:r>
           </w:p>
         </w:tc>
@@ -279,7 +383,7 @@
           </w:tcPr>
           <w:p>
             <w:r>
-              <w:t>HR</w:t>
+              <w:t>Поддержка</w:t>
             </w:r>
           </w:p>
         </w:tc>
@@ -289,7 +393,7 @@
           </w:tcPr>
           <w:p>
             <w:r>
-              <w:t>82722</w:t>
+              <w:t>140745.19</w:t>
             </w:r>
           </w:p>
         </w:tc>
@@ -299,59 +403,7 @@
           </w:tcPr>
           <w:p>
             <w:r>
-              <w:t>31.03.2022</w:t>
-            </w:r>
-          </w:p>
-        </w:tc>
-      </w:tr>
-      <w:tr>
-        <w:tc>
-          <w:tcPr>
-            <w:tcW w:type="dxa" w:w="1728"/>
-          </w:tcPr>
-          <w:p>
-            <w:r>
-              <w:t>Сидоров Алексей Николаевич</w:t>
-            </w:r>
-          </w:p>
-        </w:tc>
-        <w:tc>
-          <w:tcPr>
-            <w:tcW w:type="dxa" w:w="1728"/>
-          </w:tcPr>
-          <w:p>
-            <w:r>
-              <w:t>Тестировщик</w:t>
-            </w:r>
-          </w:p>
-        </w:tc>
-        <w:tc>
-          <w:tcPr>
-            <w:tcW w:type="dxa" w:w="1728"/>
-          </w:tcPr>
-          <w:p>
-            <w:r>
-              <w:t>Финансы</w:t>
-            </w:r>
-          </w:p>
-        </w:tc>
-        <w:tc>
-          <w:tcPr>
-            <w:tcW w:type="dxa" w:w="1728"/>
-          </w:tcPr>
-          <w:p>
-            <w:r>
-              <w:t>214794</w:t>
-            </w:r>
-          </w:p>
-        </w:tc>
-        <w:tc>
-          <w:tcPr>
-            <w:tcW w:type="dxa" w:w="1728"/>
-          </w:tcPr>
-          <w:p>
-            <w:r>
-              <w:t>08.12.2024</w:t>
+              <w:t>13.06.2021</w:t>
             </w:r>
           </w:p>
         </w:tc>
